--- a/lab_1/Report/Gudkov_LAB1.docx
+++ b/lab_1/Report/Gudkov_LAB1.docx
@@ -119,10 +119,7 @@
         <w:jc w:val="center"/>
       </w:pPr>
       <w:r>
-        <w:t xml:space="preserve">по </w:t>
-      </w:r>
-      <w:r>
-        <w:t xml:space="preserve">лабораторной работе №1 </w:t>
+        <w:t xml:space="preserve">по лабораторной работе №1 </w:t>
       </w:r>
     </w:p>
     <w:p>
@@ -217,13 +214,7 @@
         </w:rPr>
       </w:pPr>
       <w:r>
-        <w:t xml:space="preserve">обучающегося </w:t>
-      </w:r>
-      <w:r>
-        <w:t>2</w:t>
-      </w:r>
-      <w:r>
-        <w:t xml:space="preserve"> курса, </w:t>
+        <w:t xml:space="preserve">обучающегося 2 курса, </w:t>
       </w:r>
       <w:r>
         <w:br/>
@@ -319,7 +310,7 @@
         </w:rPr>
       </w:pPr>
       <w:bookmarkStart w:id="0" w:name="_Toc233880316"/>
-      <w:bookmarkStart w:id="1" w:name="_Toc240312830"/>
+      <w:bookmarkStart w:id="1" w:name="_Toc240313096"/>
       <w:r>
         <w:rPr>
           <w:rFonts w:cs="Times New Roman"/>
@@ -340,6 +331,7 @@
           <w:docPartUnique/>
         </w:docPartObj>
       </w:sdtPr>
+      <w:sdtEndPr/>
       <w:sdtContent>
         <w:p>
           <w:pPr>
@@ -370,7 +362,7 @@
             </w:rPr>
             <w:fldChar w:fldCharType="separate"/>
           </w:r>
-          <w:hyperlink w:anchor="_Toc240312830" w:history="1">
+          <w:hyperlink w:anchor="_Toc240313096" w:history="1">
             <w:r>
               <w:rPr>
                 <w:rStyle w:val="a4"/>
@@ -397,7 +389,7 @@
                 <w:noProof/>
                 <w:webHidden/>
               </w:rPr>
-              <w:instrText xml:space="preserve"> PAGEREF _Toc240312830 \h </w:instrText>
+              <w:instrText xml:space="preserve"> PAGEREF _Toc240313096 \h </w:instrText>
             </w:r>
             <w:r>
               <w:rPr>
@@ -442,7 +434,7 @@
               <w:lang w:eastAsia="ru-RU"/>
             </w:rPr>
           </w:pPr>
-          <w:hyperlink w:anchor="_Toc240312831" w:history="1">
+          <w:hyperlink w:anchor="_Toc240313097" w:history="1">
             <w:r>
               <w:rPr>
                 <w:rStyle w:val="a4"/>
@@ -469,7 +461,7 @@
                 <w:noProof/>
                 <w:webHidden/>
               </w:rPr>
-              <w:instrText xml:space="preserve"> PAGEREF _Toc240312831 \h </w:instrText>
+              <w:instrText xml:space="preserve"> PAGEREF _Toc240313097 \h </w:instrText>
             </w:r>
             <w:r>
               <w:rPr>
@@ -514,13 +506,13 @@
               <w:lang w:eastAsia="ru-RU"/>
             </w:rPr>
           </w:pPr>
-          <w:hyperlink w:anchor="_Toc240312832" w:history="1">
+          <w:hyperlink w:anchor="_Toc240313098" w:history="1">
             <w:r>
               <w:rPr>
                 <w:rStyle w:val="a4"/>
                 <w:noProof/>
               </w:rPr>
-              <w:t>3. Маршрутизация преобразований</w:t>
+              <w:t>1. Маршрутизация преобразований</w:t>
             </w:r>
             <w:r>
               <w:rPr>
@@ -541,7 +533,7 @@
                 <w:noProof/>
                 <w:webHidden/>
               </w:rPr>
-              <w:instrText xml:space="preserve"> PAGEREF _Toc240312832 \h </w:instrText>
+              <w:instrText xml:space="preserve"> PAGEREF _Toc240313098 \h </w:instrText>
             </w:r>
             <w:r>
               <w:rPr>
@@ -586,13 +578,13 @@
               <w:lang w:eastAsia="ru-RU"/>
             </w:rPr>
           </w:pPr>
-          <w:hyperlink w:anchor="_Toc240312833" w:history="1">
+          <w:hyperlink w:anchor="_Toc240313099" w:history="1">
             <w:r>
               <w:rPr>
                 <w:rStyle w:val="a4"/>
                 <w:noProof/>
               </w:rPr>
-              <w:t>4. Архитектура проекта</w:t>
+              <w:t>2. Архитектура проекта</w:t>
             </w:r>
             <w:r>
               <w:rPr>
@@ -613,7 +605,7 @@
                 <w:noProof/>
                 <w:webHidden/>
               </w:rPr>
-              <w:instrText xml:space="preserve"> PAGEREF _Toc240312833 \h </w:instrText>
+              <w:instrText xml:space="preserve"> PAGEREF _Toc240313099 \h </w:instrText>
             </w:r>
             <w:r>
               <w:rPr>
@@ -658,13 +650,21 @@
               <w:lang w:eastAsia="ru-RU"/>
             </w:rPr>
           </w:pPr>
-          <w:hyperlink w:anchor="_Toc240312834" w:history="1">
+          <w:hyperlink w:anchor="_Toc240313100" w:history="1">
             <w:r>
               <w:rPr>
                 <w:rStyle w:val="a4"/>
                 <w:noProof/>
-              </w:rPr>
-              <w:t>4.1. Model (Математическое ядро)</w:t>
+                <w:lang w:val="en-US"/>
+              </w:rPr>
+              <w:t>2</w:t>
+            </w:r>
+            <w:r>
+              <w:rPr>
+                <w:rStyle w:val="a4"/>
+                <w:noProof/>
+              </w:rPr>
+              <w:t>.1. Model (Математическое ядро)</w:t>
             </w:r>
             <w:r>
               <w:rPr>
@@ -685,7 +685,7 @@
                 <w:noProof/>
                 <w:webHidden/>
               </w:rPr>
-              <w:instrText xml:space="preserve"> PAGEREF _Toc240312834 \h </w:instrText>
+              <w:instrText xml:space="preserve"> PAGEREF _Toc240313100 \h </w:instrText>
             </w:r>
             <w:r>
               <w:rPr>
@@ -730,13 +730,21 @@
               <w:lang w:eastAsia="ru-RU"/>
             </w:rPr>
           </w:pPr>
-          <w:hyperlink w:anchor="_Toc240312835" w:history="1">
+          <w:hyperlink w:anchor="_Toc240313101" w:history="1">
             <w:r>
               <w:rPr>
                 <w:rStyle w:val="a4"/>
                 <w:noProof/>
-              </w:rPr>
-              <w:t>4.2. Controller (Контроллер)</w:t>
+                <w:lang w:val="en-US"/>
+              </w:rPr>
+              <w:t>2</w:t>
+            </w:r>
+            <w:r>
+              <w:rPr>
+                <w:rStyle w:val="a4"/>
+                <w:noProof/>
+              </w:rPr>
+              <w:t>.2. Controller (Контроллер)</w:t>
             </w:r>
             <w:r>
               <w:rPr>
@@ -757,7 +765,7 @@
                 <w:noProof/>
                 <w:webHidden/>
               </w:rPr>
-              <w:instrText xml:space="preserve"> PAGEREF _Toc240312835 \h </w:instrText>
+              <w:instrText xml:space="preserve"> PAGEREF _Toc240313101 \h </w:instrText>
             </w:r>
             <w:r>
               <w:rPr>
@@ -802,13 +810,21 @@
               <w:lang w:eastAsia="ru-RU"/>
             </w:rPr>
           </w:pPr>
-          <w:hyperlink w:anchor="_Toc240312836" w:history="1">
+          <w:hyperlink w:anchor="_Toc240313102" w:history="1">
             <w:r>
               <w:rPr>
                 <w:rStyle w:val="a4"/>
                 <w:noProof/>
-              </w:rPr>
-              <w:t>4.3. View (Пользовательский интерфейс)</w:t>
+                <w:lang w:val="en-US"/>
+              </w:rPr>
+              <w:t>2</w:t>
+            </w:r>
+            <w:r>
+              <w:rPr>
+                <w:rStyle w:val="a4"/>
+                <w:noProof/>
+              </w:rPr>
+              <w:t>.3. View (Пользовательский интерфейс)</w:t>
             </w:r>
             <w:r>
               <w:rPr>
@@ -829,7 +845,7 @@
                 <w:noProof/>
                 <w:webHidden/>
               </w:rPr>
-              <w:instrText xml:space="preserve"> PAGEREF _Toc240312836 \h </w:instrText>
+              <w:instrText xml:space="preserve"> PAGEREF _Toc240313102 \h </w:instrText>
             </w:r>
             <w:r>
               <w:rPr>
@@ -874,13 +890,13 @@
               <w:lang w:eastAsia="ru-RU"/>
             </w:rPr>
           </w:pPr>
-          <w:hyperlink w:anchor="_Toc240312837" w:history="1">
+          <w:hyperlink w:anchor="_Toc240313103" w:history="1">
             <w:r>
               <w:rPr>
                 <w:rStyle w:val="a4"/>
                 <w:noProof/>
               </w:rPr>
-              <w:t>5. Подробный математический аппарат</w:t>
+              <w:t>3. Подробный математический аппарат</w:t>
             </w:r>
             <w:r>
               <w:rPr>
@@ -901,7 +917,7 @@
                 <w:noProof/>
                 <w:webHidden/>
               </w:rPr>
-              <w:instrText xml:space="preserve"> PAGEREF _Toc240312837 \h </w:instrText>
+              <w:instrText xml:space="preserve"> PAGEREF _Toc240313103 \h </w:instrText>
             </w:r>
             <w:r>
               <w:rPr>
@@ -946,13 +962,13 @@
               <w:lang w:eastAsia="ru-RU"/>
             </w:rPr>
           </w:pPr>
-          <w:hyperlink w:anchor="_Toc240312838" w:history="1">
+          <w:hyperlink w:anchor="_Toc240313104" w:history="1">
             <w:r>
               <w:rPr>
                 <w:rStyle w:val="a4"/>
                 <w:noProof/>
               </w:rPr>
-              <w:t>5.1. Преобразование RGB - CMYK (GCR / UCR)</w:t>
+              <w:t>3.1. Преобразование RGB - CMYK (GCR / UCR)</w:t>
             </w:r>
             <w:r>
               <w:rPr>
@@ -973,7 +989,7 @@
                 <w:noProof/>
                 <w:webHidden/>
               </w:rPr>
-              <w:instrText xml:space="preserve"> PAGEREF _Toc240312838 \h </w:instrText>
+              <w:instrText xml:space="preserve"> PAGEREF _Toc240313104 \h </w:instrText>
             </w:r>
             <w:r>
               <w:rPr>
@@ -1018,28 +1034,21 @@
               <w:lang w:eastAsia="ru-RU"/>
             </w:rPr>
           </w:pPr>
-          <w:hyperlink w:anchor="_Toc240312839" w:history="1">
+          <w:hyperlink w:anchor="_Toc240313105" w:history="1">
             <w:r>
               <w:rPr>
                 <w:rStyle w:val="a4"/>
                 <w:noProof/>
-              </w:rPr>
-              <w:t>5.2. Обратное преобразование CMYK</w:t>
+                <w:lang w:val="en-US"/>
+              </w:rPr>
+              <w:t>3</w:t>
             </w:r>
             <w:r>
               <w:rPr>
                 <w:rStyle w:val="a4"/>
                 <w:noProof/>
-                <w:lang w:val="en-US"/>
-              </w:rPr>
-              <w:t>-</w:t>
-            </w:r>
-            <w:r>
-              <w:rPr>
-                <w:rStyle w:val="a4"/>
-                <w:noProof/>
-              </w:rPr>
-              <w:t>RGB</w:t>
+              </w:rPr>
+              <w:t>.2. Обратное преобразование CMYK-RGB</w:t>
             </w:r>
             <w:r>
               <w:rPr>
@@ -1060,7 +1069,7 @@
                 <w:noProof/>
                 <w:webHidden/>
               </w:rPr>
-              <w:instrText xml:space="preserve"> PAGEREF _Toc240312839 \h </w:instrText>
+              <w:instrText xml:space="preserve"> PAGEREF _Toc240313105 \h </w:instrText>
             </w:r>
             <w:r>
               <w:rPr>
@@ -1105,18 +1114,26 @@
               <w:lang w:eastAsia="ru-RU"/>
             </w:rPr>
           </w:pPr>
-          <w:hyperlink w:anchor="_Toc240312840" w:history="1">
+          <w:hyperlink w:anchor="_Toc240313106" w:history="1">
             <w:r>
               <w:rPr>
                 <w:rStyle w:val="a4"/>
                 <w:noProof/>
-              </w:rPr>
-              <w:t>5.3. Преобразование RGB</w:t>
+                <w:lang w:val="en-US"/>
+              </w:rPr>
+              <w:t>3</w:t>
             </w:r>
             <w:r>
               <w:rPr>
                 <w:rStyle w:val="a4"/>
                 <w:noProof/>
+              </w:rPr>
+              <w:t>.3. Преобразование RGB</w:t>
+            </w:r>
+            <w:r>
+              <w:rPr>
+                <w:rStyle w:val="a4"/>
+                <w:noProof/>
                 <w:lang w:val="en-US"/>
               </w:rPr>
               <w:t>-</w:t>
@@ -1147,7 +1164,7 @@
                 <w:noProof/>
                 <w:webHidden/>
               </w:rPr>
-              <w:instrText xml:space="preserve"> PAGEREF _Toc240312840 \h </w:instrText>
+              <w:instrText xml:space="preserve"> PAGEREF _Toc240313106 \h </w:instrText>
             </w:r>
             <w:r>
               <w:rPr>
@@ -1192,13 +1209,13 @@
               <w:lang w:eastAsia="ru-RU"/>
             </w:rPr>
           </w:pPr>
-          <w:hyperlink w:anchor="_Toc240312841" w:history="1">
+          <w:hyperlink w:anchor="_Toc240313107" w:history="1">
             <w:r>
               <w:rPr>
                 <w:rStyle w:val="a4"/>
                 <w:noProof/>
               </w:rPr>
-              <w:t>6. Обработка выхода за границы цветового охвата (Gamut Mapping)</w:t>
+              <w:t>4. Обработка выхода за границы цветового охвата (Gamut Mapping)</w:t>
             </w:r>
             <w:r>
               <w:rPr>
@@ -1219,7 +1236,7 @@
                 <w:noProof/>
                 <w:webHidden/>
               </w:rPr>
-              <w:instrText xml:space="preserve"> PAGEREF _Toc240312841 \h </w:instrText>
+              <w:instrText xml:space="preserve"> PAGEREF _Toc240313107 \h </w:instrText>
             </w:r>
             <w:r>
               <w:rPr>
@@ -1264,13 +1281,21 @@
               <w:lang w:eastAsia="ru-RU"/>
             </w:rPr>
           </w:pPr>
-          <w:hyperlink w:anchor="_Toc240312842" w:history="1">
+          <w:hyperlink w:anchor="_Toc240313108" w:history="1">
             <w:r>
               <w:rPr>
                 <w:rStyle w:val="a4"/>
                 <w:noProof/>
-              </w:rPr>
-              <w:t>6.1. Алгоритм Clipping (Отсечение)</w:t>
+                <w:lang w:val="en-US"/>
+              </w:rPr>
+              <w:t>4</w:t>
+            </w:r>
+            <w:r>
+              <w:rPr>
+                <w:rStyle w:val="a4"/>
+                <w:noProof/>
+              </w:rPr>
+              <w:t>.1. Алгоритм Clipping (Отсечение)</w:t>
             </w:r>
             <w:r>
               <w:rPr>
@@ -1291,7 +1316,7 @@
                 <w:noProof/>
                 <w:webHidden/>
               </w:rPr>
-              <w:instrText xml:space="preserve"> PAGEREF _Toc240312842 \h </w:instrText>
+              <w:instrText xml:space="preserve"> PAGEREF _Toc240313108 \h </w:instrText>
             </w:r>
             <w:r>
               <w:rPr>
@@ -1336,13 +1361,21 @@
               <w:lang w:eastAsia="ru-RU"/>
             </w:rPr>
           </w:pPr>
-          <w:hyperlink w:anchor="_Toc240312843" w:history="1">
+          <w:hyperlink w:anchor="_Toc240313109" w:history="1">
             <w:r>
               <w:rPr>
                 <w:rStyle w:val="a4"/>
                 <w:noProof/>
-              </w:rPr>
-              <w:t>6.2. Алгоритм Scaling (Масштабирование)</w:t>
+                <w:lang w:val="en-US"/>
+              </w:rPr>
+              <w:t>4</w:t>
+            </w:r>
+            <w:r>
+              <w:rPr>
+                <w:rStyle w:val="a4"/>
+                <w:noProof/>
+              </w:rPr>
+              <w:t>.2. Алгоритм Scaling (Масштабирование)</w:t>
             </w:r>
             <w:r>
               <w:rPr>
@@ -1363,7 +1396,7 @@
                 <w:noProof/>
                 <w:webHidden/>
               </w:rPr>
-              <w:instrText xml:space="preserve"> PAGEREF _Toc240312843 \h </w:instrText>
+              <w:instrText xml:space="preserve"> PAGEREF _Toc240313109 \h </w:instrText>
             </w:r>
             <w:r>
               <w:rPr>
@@ -1408,13 +1441,21 @@
               <w:lang w:eastAsia="ru-RU"/>
             </w:rPr>
           </w:pPr>
-          <w:hyperlink w:anchor="_Toc240312844" w:history="1">
+          <w:hyperlink w:anchor="_Toc240313110" w:history="1">
             <w:r>
               <w:rPr>
                 <w:rStyle w:val="a4"/>
                 <w:noProof/>
-              </w:rPr>
-              <w:t>6.3. Синхронизация данных</w:t>
+                <w:lang w:val="en-US"/>
+              </w:rPr>
+              <w:t>4</w:t>
+            </w:r>
+            <w:r>
+              <w:rPr>
+                <w:rStyle w:val="a4"/>
+                <w:noProof/>
+              </w:rPr>
+              <w:t>.3. Синхронизация данных</w:t>
             </w:r>
             <w:r>
               <w:rPr>
@@ -1435,7 +1476,7 @@
                 <w:noProof/>
                 <w:webHidden/>
               </w:rPr>
-              <w:instrText xml:space="preserve"> PAGEREF _Toc240312844 \h </w:instrText>
+              <w:instrText xml:space="preserve"> PAGEREF _Toc240313110 \h </w:instrText>
             </w:r>
             <w:r>
               <w:rPr>
@@ -1480,13 +1521,21 @@
               <w:lang w:eastAsia="ru-RU"/>
             </w:rPr>
           </w:pPr>
-          <w:hyperlink w:anchor="_Toc240312845" w:history="1">
+          <w:hyperlink w:anchor="_Toc240313111" w:history="1">
             <w:r>
               <w:rPr>
                 <w:rStyle w:val="a4"/>
                 <w:noProof/>
-              </w:rPr>
-              <w:t>7. Результаты автоматического тестирования</w:t>
+                <w:lang w:val="en-US"/>
+              </w:rPr>
+              <w:t>5</w:t>
+            </w:r>
+            <w:r>
+              <w:rPr>
+                <w:rStyle w:val="a4"/>
+                <w:noProof/>
+              </w:rPr>
+              <w:t>. Результаты автоматического тестирования</w:t>
             </w:r>
             <w:r>
               <w:rPr>
@@ -1507,7 +1556,7 @@
                 <w:noProof/>
                 <w:webHidden/>
               </w:rPr>
-              <w:instrText xml:space="preserve"> PAGEREF _Toc240312845 \h </w:instrText>
+              <w:instrText xml:space="preserve"> PAGEREF _Toc240313111 \h </w:instrText>
             </w:r>
             <w:r>
               <w:rPr>
@@ -1552,13 +1601,21 @@
               <w:lang w:eastAsia="ru-RU"/>
             </w:rPr>
           </w:pPr>
-          <w:hyperlink w:anchor="_Toc240312846" w:history="1">
+          <w:hyperlink w:anchor="_Toc240313112" w:history="1">
             <w:r>
               <w:rPr>
                 <w:rStyle w:val="a4"/>
                 <w:noProof/>
-              </w:rPr>
-              <w:t>8. Вывод</w:t>
+                <w:lang w:val="en-US"/>
+              </w:rPr>
+              <w:t>6</w:t>
+            </w:r>
+            <w:r>
+              <w:rPr>
+                <w:rStyle w:val="a4"/>
+                <w:noProof/>
+              </w:rPr>
+              <w:t>. Вывод</w:t>
             </w:r>
             <w:r>
               <w:rPr>
@@ -1579,7 +1636,7 @@
                 <w:noProof/>
                 <w:webHidden/>
               </w:rPr>
-              <w:instrText xml:space="preserve"> PAGEREF _Toc240312846 \h </w:instrText>
+              <w:instrText xml:space="preserve"> PAGEREF _Toc240313112 \h </w:instrText>
             </w:r>
             <w:r>
               <w:rPr>
@@ -1657,7 +1714,7 @@
           <w:szCs w:val="28"/>
         </w:rPr>
       </w:pPr>
-      <w:bookmarkStart w:id="2" w:name="_Toc240312831"/>
+      <w:bookmarkStart w:id="2" w:name="_Toc240313097"/>
       <w:r>
         <w:rPr>
           <w:rFonts w:cs="Times New Roman"/>
@@ -2037,14 +2094,21 @@
           <w:szCs w:val="28"/>
         </w:rPr>
       </w:pPr>
-      <w:bookmarkStart w:id="3" w:name="_Toc240312832"/>
+      <w:bookmarkStart w:id="3" w:name="_Toc240313098"/>
       <w:r>
         <w:rPr>
           <w:rFonts w:cs="Times New Roman"/>
           <w:szCs w:val="28"/>
         </w:rPr>
         <w:lastRenderedPageBreak/>
-        <w:t>3. Маршрутизация преобразований</w:t>
+        <w:t>1</w:t>
+      </w:r>
+      <w:r>
+        <w:rPr>
+          <w:rFonts w:cs="Times New Roman"/>
+          <w:szCs w:val="28"/>
+        </w:rPr>
+        <w:t>. Маршрутизация преобразований</w:t>
       </w:r>
       <w:bookmarkEnd w:id="3"/>
     </w:p>
@@ -2278,9 +2342,12 @@
       <w:pPr>
         <w:pStyle w:val="2"/>
       </w:pPr>
-      <w:bookmarkStart w:id="4" w:name="_Toc240312833"/>
-      <w:r>
-        <w:t>4. Архитектура проекта</w:t>
+      <w:bookmarkStart w:id="4" w:name="_Toc240313099"/>
+      <w:r>
+        <w:t>2</w:t>
+      </w:r>
+      <w:r>
+        <w:t>. Архитектура проекта</w:t>
       </w:r>
       <w:bookmarkEnd w:id="4"/>
     </w:p>
@@ -2583,9 +2650,15 @@
       <w:pPr>
         <w:pStyle w:val="2"/>
       </w:pPr>
-      <w:bookmarkStart w:id="5" w:name="_Toc240312834"/>
-      <w:r>
-        <w:t>4.1. Model (Математическое ядро)</w:t>
+      <w:bookmarkStart w:id="5" w:name="_Toc240313100"/>
+      <w:r>
+        <w:rPr>
+          <w:lang w:val="en-US"/>
+        </w:rPr>
+        <w:t>2</w:t>
+      </w:r>
+      <w:r>
+        <w:t>.1. Model (Математическое ядро)</w:t>
       </w:r>
       <w:bookmarkEnd w:id="5"/>
     </w:p>
@@ -3190,9 +3263,15 @@
       <w:pPr>
         <w:pStyle w:val="2"/>
       </w:pPr>
-      <w:bookmarkStart w:id="6" w:name="_Toc240312835"/>
-      <w:r>
-        <w:t xml:space="preserve">4.2. </w:t>
+      <w:bookmarkStart w:id="6" w:name="_Toc240313101"/>
+      <w:r>
+        <w:rPr>
+          <w:lang w:val="en-US"/>
+        </w:rPr>
+        <w:t>2</w:t>
+      </w:r>
+      <w:r>
+        <w:t xml:space="preserve">.2. </w:t>
       </w:r>
       <w:proofErr w:type="spellStart"/>
       <w:r>
@@ -3259,9 +3338,15 @@
       <w:pPr>
         <w:pStyle w:val="2"/>
       </w:pPr>
-      <w:bookmarkStart w:id="7" w:name="_Toc240312836"/>
-      <w:r>
-        <w:t>4.3. View (Пользовательский интерфейс)</w:t>
+      <w:bookmarkStart w:id="7" w:name="_Toc240313102"/>
+      <w:r>
+        <w:rPr>
+          <w:lang w:val="en-US"/>
+        </w:rPr>
+        <w:t>2</w:t>
+      </w:r>
+      <w:r>
+        <w:t>.3. View (Пользовательский интерфейс)</w:t>
       </w:r>
       <w:bookmarkEnd w:id="7"/>
     </w:p>
@@ -3391,13 +3476,20 @@
           <w:szCs w:val="28"/>
         </w:rPr>
       </w:pPr>
-      <w:bookmarkStart w:id="8" w:name="_Toc240312837"/>
+      <w:bookmarkStart w:id="8" w:name="_Toc240313103"/>
       <w:r>
         <w:rPr>
           <w:rFonts w:cs="Times New Roman"/>
           <w:szCs w:val="28"/>
         </w:rPr>
-        <w:t>5. Подробный математический аппарат</w:t>
+        <w:t>3</w:t>
+      </w:r>
+      <w:r>
+        <w:rPr>
+          <w:rFonts w:cs="Times New Roman"/>
+          <w:szCs w:val="28"/>
+        </w:rPr>
+        <w:t>. Подробный математический аппарат</w:t>
       </w:r>
       <w:bookmarkEnd w:id="8"/>
     </w:p>
@@ -3405,9 +3497,12 @@
       <w:pPr>
         <w:pStyle w:val="2"/>
       </w:pPr>
-      <w:bookmarkStart w:id="9" w:name="_Toc240312838"/>
-      <w:r>
-        <w:t xml:space="preserve">5.1. Преобразование RGB </w:t>
+      <w:bookmarkStart w:id="9" w:name="_Toc240313104"/>
+      <w:r>
+        <w:t>3</w:t>
+      </w:r>
+      <w:r>
+        <w:t xml:space="preserve">.1. Преобразование RGB </w:t>
       </w:r>
       <w:r>
         <w:t>-</w:t>
@@ -4432,19 +4527,26 @@
           <w:szCs w:val="28"/>
         </w:rPr>
       </w:pPr>
-      <w:bookmarkStart w:id="10" w:name="_Toc240312839"/>
+      <w:bookmarkStart w:id="10" w:name="_Toc240313105"/>
       <w:r>
         <w:rPr>
           <w:rFonts w:cs="Times New Roman"/>
           <w:szCs w:val="28"/>
-        </w:rPr>
-        <w:t>5.2. Обратное преобразование CMYK</w:t>
+          <w:lang w:val="en-US"/>
+        </w:rPr>
+        <w:t>3</w:t>
       </w:r>
       <w:r>
         <w:rPr>
           <w:rFonts w:cs="Times New Roman"/>
           <w:szCs w:val="28"/>
-          <w:lang w:val="en-US"/>
+        </w:rPr>
+        <w:t>.2. Обратное преобразование CMYK</w:t>
+      </w:r>
+      <w:r>
+        <w:rPr>
+          <w:rFonts w:cs="Times New Roman"/>
+          <w:szCs w:val="28"/>
         </w:rPr>
         <w:t>-</w:t>
       </w:r>
@@ -4572,13 +4674,21 @@
           <w:szCs w:val="28"/>
         </w:rPr>
       </w:pPr>
-      <w:bookmarkStart w:id="11" w:name="_Toc240312840"/>
+      <w:bookmarkStart w:id="11" w:name="_Toc240313106"/>
       <w:r>
         <w:rPr>
           <w:rFonts w:cs="Times New Roman"/>
           <w:szCs w:val="28"/>
-        </w:rPr>
-        <w:t>5.3. Преобразование RGB</w:t>
+          <w:lang w:val="en-US"/>
+        </w:rPr>
+        <w:t>3</w:t>
+      </w:r>
+      <w:r>
+        <w:rPr>
+          <w:rFonts w:cs="Times New Roman"/>
+          <w:szCs w:val="28"/>
+        </w:rPr>
+        <w:t>.3. Преобразование RGB</w:t>
       </w:r>
       <w:r>
         <w:rPr>
@@ -5663,13 +5773,20 @@
           <w:szCs w:val="28"/>
         </w:rPr>
       </w:pPr>
-      <w:bookmarkStart w:id="12" w:name="_Toc240312841"/>
+      <w:bookmarkStart w:id="12" w:name="_Toc240313107"/>
       <w:r>
         <w:rPr>
           <w:rFonts w:cs="Times New Roman"/>
           <w:szCs w:val="28"/>
         </w:rPr>
-        <w:t>6. Обработка выхода за границы цветового охвата (</w:t>
+        <w:t>4</w:t>
+      </w:r>
+      <w:r>
+        <w:rPr>
+          <w:rFonts w:cs="Times New Roman"/>
+          <w:szCs w:val="28"/>
+        </w:rPr>
+        <w:t>. Обработка выхода за границы цветового охвата (</w:t>
       </w:r>
       <w:proofErr w:type="spellStart"/>
       <w:r>
@@ -5730,13 +5847,21 @@
           <w:szCs w:val="28"/>
         </w:rPr>
       </w:pPr>
-      <w:bookmarkStart w:id="13" w:name="_Toc240312842"/>
+      <w:bookmarkStart w:id="13" w:name="_Toc240313108"/>
       <w:r>
         <w:rPr>
           <w:rFonts w:cs="Times New Roman"/>
           <w:szCs w:val="28"/>
-        </w:rPr>
-        <w:t xml:space="preserve">6.1. Алгоритм </w:t>
+          <w:lang w:val="en-US"/>
+        </w:rPr>
+        <w:t>4</w:t>
+      </w:r>
+      <w:r>
+        <w:rPr>
+          <w:rFonts w:cs="Times New Roman"/>
+          <w:szCs w:val="28"/>
+        </w:rPr>
+        <w:t xml:space="preserve">.1. Алгоритм </w:t>
       </w:r>
       <w:proofErr w:type="spellStart"/>
       <w:r>
@@ -5976,13 +6101,21 @@
           <w:szCs w:val="28"/>
         </w:rPr>
       </w:pPr>
-      <w:bookmarkStart w:id="14" w:name="_Toc240312843"/>
+      <w:bookmarkStart w:id="14" w:name="_Toc240313109"/>
       <w:r>
         <w:rPr>
           <w:rFonts w:cs="Times New Roman"/>
           <w:szCs w:val="28"/>
-        </w:rPr>
-        <w:t xml:space="preserve">6.2. Алгоритм </w:t>
+          <w:lang w:val="en-US"/>
+        </w:rPr>
+        <w:t>4</w:t>
+      </w:r>
+      <w:r>
+        <w:rPr>
+          <w:rFonts w:cs="Times New Roman"/>
+          <w:szCs w:val="28"/>
+        </w:rPr>
+        <w:t xml:space="preserve">.2. Алгоритм </w:t>
       </w:r>
       <w:proofErr w:type="spellStart"/>
       <w:r>
@@ -6273,13 +6406,21 @@
           <w:szCs w:val="28"/>
         </w:rPr>
       </w:pPr>
-      <w:bookmarkStart w:id="15" w:name="_Toc240312844"/>
+      <w:bookmarkStart w:id="15" w:name="_Toc240313110"/>
       <w:r>
         <w:rPr>
           <w:rFonts w:cs="Times New Roman"/>
           <w:szCs w:val="28"/>
-        </w:rPr>
-        <w:t>6.3. Синхронизация данных</w:t>
+          <w:lang w:val="en-US"/>
+        </w:rPr>
+        <w:t>4</w:t>
+      </w:r>
+      <w:r>
+        <w:rPr>
+          <w:rFonts w:cs="Times New Roman"/>
+          <w:szCs w:val="28"/>
+        </w:rPr>
+        <w:t>.3. Синхронизация данных</w:t>
       </w:r>
       <w:bookmarkEnd w:id="15"/>
     </w:p>
@@ -6333,13 +6474,21 @@
           <w:szCs w:val="28"/>
         </w:rPr>
       </w:pPr>
-      <w:bookmarkStart w:id="16" w:name="_Toc240312845"/>
+      <w:bookmarkStart w:id="16" w:name="_Toc240313111"/>
       <w:r>
         <w:rPr>
           <w:rFonts w:cs="Times New Roman"/>
           <w:szCs w:val="28"/>
-        </w:rPr>
-        <w:t>7. Результаты автоматического тестирования</w:t>
+          <w:lang w:val="en-US"/>
+        </w:rPr>
+        <w:t>5</w:t>
+      </w:r>
+      <w:r>
+        <w:rPr>
+          <w:rFonts w:cs="Times New Roman"/>
+          <w:szCs w:val="28"/>
+        </w:rPr>
+        <w:t>. Результаты автоматического тестирования</w:t>
       </w:r>
       <w:bookmarkEnd w:id="16"/>
     </w:p>
@@ -6793,9 +6942,12 @@
           <w:szCs w:val="28"/>
         </w:rPr>
       </w:pPr>
-      <w:bookmarkStart w:id="17" w:name="_Toc240312846"/>
-      <w:r>
-        <w:t>8</w:t>
+      <w:bookmarkStart w:id="17" w:name="_Toc240313112"/>
+      <w:r>
+        <w:rPr>
+          <w:lang w:val="en-US"/>
+        </w:rPr>
+        <w:t>6</w:t>
       </w:r>
       <w:r>
         <w:t>. Вывод</w:t>
@@ -13180,6 +13332,7 @@
   <w:style w:type="character" w:default="1" w:styleId="a0">
     <w:name w:val="Default Paragraph Font"/>
     <w:uiPriority w:val="1"/>
+    <w:semiHidden/>
     <w:unhideWhenUsed/>
   </w:style>
   <w:style w:type="table" w:default="1" w:styleId="a1">
